--- a/NCI_Protecting_Youth_Sports_in_the_Sports_Betting_Era_2026.docx
+++ b/NCI_Protecting_Youth_Sports_in_the_Sports_Betting_Era_2026.docx
@@ -16,7 +16,7 @@
           <w:color w:val="C9AF6C"/>
           <w:sz w:val="16"/>
         </w:rPr>
-        <w:t>SPORTS POLICY &amp; ATHLETE MOBILITY | MSEEM FORWARD  |  PUBLIC RESEARCH BRIEF  |  SEPTEMBER 2026</w:t>
+        <w:t>SPORTS POLICY &amp; ATHLETE MOBILITY | MICHIGAN SPORTS OPPORTUNITY  |  PUBLIC RESEARCH BRIEF  |  SEPTEMBER 2026</w:t>
       </w:r>
     </w:p>
     <w:p>
@@ -86,7 +86,7 @@
           <w:color w:val="5E6876"/>
           <w:sz w:val="16"/>
         </w:rPr>
-        <w:t xml:space="preserve">Updated September 19, 2026  |  </w:t>
+        <w:t xml:space="preserve">Updated September 28, 2026  |  </w:t>
       </w:r>
       <w:hyperlink r:id="rId11">
         <w:r>
@@ -3015,7 +3015,7 @@
                 <w:color w:val="1A2638"/>
                 <w:sz w:val="16"/>
               </w:rPr>
-              <w:t>NCI / MSEEM Forward</w:t>
+              <w:t>NCI / Michigan Sports Opportunity</w:t>
             </w:r>
           </w:p>
         </w:tc>
@@ -3074,7 +3074,7 @@
           <w:color w:val="1B2A4A"/>
           <w:sz w:val="36"/>
         </w:rPr>
-        <w:t>MSEEM Forward scorecard module: Fan Behavior and Gambling Exposure</w:t>
+        <w:t>Michigan Sports Opportunity scorecard module: Fan Behavior and Gambling Exposure</w:t>
       </w:r>
     </w:p>
     <w:p>
@@ -3090,7 +3090,7 @@
           <w:color w:val="1A2638"/>
           <w:sz w:val="20"/>
         </w:rPr>
-        <w:t>The original concept is stronger when it is treated as two related subdomains—exposure and prevention, then conduct and response—rather than one undifferentiated score. The module can still sit within the broader MSEEM Forward scorecard.</w:t>
+        <w:t>The original concept is stronger when it is treated as two related subdomains—exposure and prevention, then conduct and response—rather than one undifferentiated score. The module can still sit within the broader Michigan Sports Opportunity scorecard.</w:t>
       </w:r>
     </w:p>
     <w:tbl>
@@ -6864,7 +6864,7 @@
               <w:color w:val="1B2A4A"/>
               <w:sz w:val="15"/>
             </w:rPr>
-            <w:t xml:space="preserve">NORTHSTAR CIVIC INSTITUTE  |  MSEEM FORWARD  |  </w:t>
+            <w:t xml:space="preserve">NORTHSTAR CIVIC INSTITUTE  |  MICHIGAN SPORTS OPPORTUNITY  |  </w:t>
           </w:r>
           <w:hyperlink r:id="rId2">
             <w:r>
